--- a/Day 8/docs/TECHNICAL_TASK.docx
+++ b/Day 8/docs/TECHNICAL_TASK.docx
@@ -15,7 +15,6 @@
           <w:szCs w:val="28"/>
         </w:rPr>
       </w:pPr>
-      <w:bookmarkStart w:id="0" w:name="_Hlk232075964"/>
       <w:r>
         <w:rPr>
           <w:rStyle w:val="Emphasis"/>
@@ -418,9 +417,13 @@
           <w:sz w:val="28"/>
           <w:szCs w:val="28"/>
         </w:rPr>
-        <w:t>а</w:t>
-      </w:r>
-      <w:r>
+        <w:t>а 24-ИС</w:t>
+      </w:r>
+    </w:p>
+    <w:p>
+      <w:pPr>
+        <w:spacing w:line="360" w:lineRule="auto"/>
+        <w:jc w:val="right"/>
         <w:rPr>
           <w:rStyle w:val="Emphasis"/>
           <w:rFonts w:ascii="Times New Roman" w:hAnsi="Times New Roman" w:cs="Times New Roman"/>
@@ -429,13 +432,8 @@
           <w:sz w:val="28"/>
           <w:szCs w:val="28"/>
         </w:rPr>
-        <w:t xml:space="preserve"> 24-ИС</w:t>
-      </w:r>
-    </w:p>
-    <w:p>
-      <w:pPr>
-        <w:spacing w:line="360" w:lineRule="auto"/>
-        <w:jc w:val="right"/>
+      </w:pPr>
+      <w:r>
         <w:rPr>
           <w:rStyle w:val="Emphasis"/>
           <w:rFonts w:ascii="Times New Roman" w:hAnsi="Times New Roman" w:cs="Times New Roman"/>
@@ -444,8 +442,13 @@
           <w:sz w:val="28"/>
           <w:szCs w:val="28"/>
         </w:rPr>
-      </w:pPr>
-      <w:r>
+        <w:t>Проверил:</w:t>
+      </w:r>
+    </w:p>
+    <w:p>
+      <w:pPr>
+        <w:spacing w:line="360" w:lineRule="auto"/>
+        <w:jc w:val="right"/>
         <w:rPr>
           <w:rStyle w:val="Emphasis"/>
           <w:rFonts w:ascii="Times New Roman" w:hAnsi="Times New Roman" w:cs="Times New Roman"/>
@@ -454,13 +457,8 @@
           <w:sz w:val="28"/>
           <w:szCs w:val="28"/>
         </w:rPr>
-        <w:t>Проверил:</w:t>
-      </w:r>
-    </w:p>
-    <w:p>
-      <w:pPr>
-        <w:spacing w:line="360" w:lineRule="auto"/>
-        <w:jc w:val="right"/>
+      </w:pPr>
+      <w:r>
         <w:rPr>
           <w:rStyle w:val="Emphasis"/>
           <w:rFonts w:ascii="Times New Roman" w:hAnsi="Times New Roman" w:cs="Times New Roman"/>
@@ -469,8 +467,13 @@
           <w:sz w:val="28"/>
           <w:szCs w:val="28"/>
         </w:rPr>
-      </w:pPr>
-      <w:r>
+        <w:t>преподаватель</w:t>
+      </w:r>
+    </w:p>
+    <w:p>
+      <w:pPr>
+        <w:spacing w:line="360" w:lineRule="auto"/>
+        <w:jc w:val="right"/>
         <w:rPr>
           <w:rStyle w:val="Emphasis"/>
           <w:rFonts w:ascii="Times New Roman" w:hAnsi="Times New Roman" w:cs="Times New Roman"/>
@@ -479,13 +482,8 @@
           <w:sz w:val="28"/>
           <w:szCs w:val="28"/>
         </w:rPr>
-        <w:t>преподаватель</w:t>
-      </w:r>
-    </w:p>
-    <w:p>
-      <w:pPr>
-        <w:spacing w:line="360" w:lineRule="auto"/>
-        <w:jc w:val="right"/>
+      </w:pPr>
+      <w:r>
         <w:rPr>
           <w:rStyle w:val="Emphasis"/>
           <w:rFonts w:ascii="Times New Roman" w:hAnsi="Times New Roman" w:cs="Times New Roman"/>
@@ -494,8 +492,13 @@
           <w:sz w:val="28"/>
           <w:szCs w:val="28"/>
         </w:rPr>
-      </w:pPr>
-      <w:r>
+        <w:t>Торопов Александр Владимирович</w:t>
+      </w:r>
+    </w:p>
+    <w:p>
+      <w:pPr>
+        <w:spacing w:line="360" w:lineRule="auto"/>
+        <w:jc w:val="center"/>
         <w:rPr>
           <w:rStyle w:val="Emphasis"/>
           <w:rFonts w:ascii="Times New Roman" w:hAnsi="Times New Roman" w:cs="Times New Roman"/>
@@ -504,13 +507,8 @@
           <w:sz w:val="28"/>
           <w:szCs w:val="28"/>
         </w:rPr>
-        <w:t>Торопов Александр Владимирович</w:t>
-      </w:r>
-    </w:p>
-    <w:p>
-      <w:pPr>
-        <w:spacing w:line="360" w:lineRule="auto"/>
-        <w:jc w:val="center"/>
+      </w:pPr>
+      <w:r>
         <w:rPr>
           <w:rStyle w:val="Emphasis"/>
           <w:rFonts w:ascii="Times New Roman" w:hAnsi="Times New Roman" w:cs="Times New Roman"/>
@@ -519,8 +517,13 @@
           <w:sz w:val="28"/>
           <w:szCs w:val="28"/>
         </w:rPr>
-      </w:pPr>
-      <w:r>
+        <w:t>р.п. Красные Баки</w:t>
+      </w:r>
+    </w:p>
+    <w:p>
+      <w:pPr>
+        <w:spacing w:line="360" w:lineRule="auto"/>
+        <w:jc w:val="center"/>
         <w:rPr>
           <w:rStyle w:val="Emphasis"/>
           <w:rFonts w:ascii="Times New Roman" w:hAnsi="Times New Roman" w:cs="Times New Roman"/>
@@ -529,13 +532,8 @@
           <w:sz w:val="28"/>
           <w:szCs w:val="28"/>
         </w:rPr>
-        <w:t>р.п. Красные Баки</w:t>
-      </w:r>
-    </w:p>
-    <w:p>
-      <w:pPr>
-        <w:spacing w:line="360" w:lineRule="auto"/>
-        <w:jc w:val="center"/>
+      </w:pPr>
+      <w:r>
         <w:rPr>
           <w:rStyle w:val="Emphasis"/>
           <w:rFonts w:ascii="Times New Roman" w:hAnsi="Times New Roman" w:cs="Times New Roman"/>
@@ -544,16 +542,6 @@
           <w:sz w:val="28"/>
           <w:szCs w:val="28"/>
         </w:rPr>
-      </w:pPr>
-      <w:r>
-        <w:rPr>
-          <w:rStyle w:val="Emphasis"/>
-          <w:rFonts w:ascii="Times New Roman" w:hAnsi="Times New Roman" w:cs="Times New Roman"/>
-          <w:i w:val="0"/>
-          <w:iCs w:val="0"/>
-          <w:sz w:val="28"/>
-          <w:szCs w:val="28"/>
-        </w:rPr>
         <w:t>2026 г.</w:t>
       </w:r>
     </w:p>
@@ -581,7 +569,7 @@
           <w:szCs w:val="28"/>
         </w:rPr>
         <w:lastRenderedPageBreak/>
-        <w:t>1. Введение</w:t>
+        <w:t>1. ВВЕДЕНИЕ</w:t>
       </w:r>
     </w:p>
     <w:p>
@@ -901,6 +889,66 @@
     <w:p>
       <w:pPr>
         <w:spacing w:line="360" w:lineRule="auto"/>
+        <w:jc w:val="both"/>
+        <w:rPr>
+          <w:rFonts w:ascii="Times New Roman" w:hAnsi="Times New Roman" w:cs="Times New Roman"/>
+          <w:color w:val="0D0D0D" w:themeColor="text1" w:themeTint="F2"/>
+          <w:sz w:val="28"/>
+          <w:szCs w:val="28"/>
+        </w:rPr>
+      </w:pPr>
+    </w:p>
+    <w:p>
+      <w:pPr>
+        <w:spacing w:line="360" w:lineRule="auto"/>
+        <w:jc w:val="both"/>
+        <w:rPr>
+          <w:rFonts w:ascii="Times New Roman" w:hAnsi="Times New Roman" w:cs="Times New Roman"/>
+          <w:color w:val="0D0D0D" w:themeColor="text1" w:themeTint="F2"/>
+          <w:sz w:val="28"/>
+          <w:szCs w:val="28"/>
+        </w:rPr>
+      </w:pPr>
+    </w:p>
+    <w:p>
+      <w:pPr>
+        <w:spacing w:line="360" w:lineRule="auto"/>
+        <w:jc w:val="both"/>
+        <w:rPr>
+          <w:rFonts w:ascii="Times New Roman" w:hAnsi="Times New Roman" w:cs="Times New Roman"/>
+          <w:color w:val="0D0D0D" w:themeColor="text1" w:themeTint="F2"/>
+          <w:sz w:val="28"/>
+          <w:szCs w:val="28"/>
+        </w:rPr>
+      </w:pPr>
+    </w:p>
+    <w:p>
+      <w:pPr>
+        <w:spacing w:line="360" w:lineRule="auto"/>
+        <w:jc w:val="both"/>
+        <w:rPr>
+          <w:rFonts w:ascii="Times New Roman" w:hAnsi="Times New Roman" w:cs="Times New Roman"/>
+          <w:color w:val="0D0D0D" w:themeColor="text1" w:themeTint="F2"/>
+          <w:sz w:val="28"/>
+          <w:szCs w:val="28"/>
+        </w:rPr>
+      </w:pPr>
+    </w:p>
+    <w:p>
+      <w:pPr>
+        <w:spacing w:line="360" w:lineRule="auto"/>
+        <w:jc w:val="both"/>
+        <w:rPr>
+          <w:rFonts w:ascii="Times New Roman" w:hAnsi="Times New Roman" w:cs="Times New Roman"/>
+          <w:color w:val="0D0D0D" w:themeColor="text1" w:themeTint="F2"/>
+          <w:sz w:val="28"/>
+          <w:szCs w:val="28"/>
+        </w:rPr>
+      </w:pPr>
+    </w:p>
+    <w:p>
+      <w:pPr>
+        <w:spacing w:line="360" w:lineRule="auto"/>
         <w:ind w:firstLine="709"/>
         <w:jc w:val="both"/>
         <w:rPr>
@@ -921,6 +969,7 @@
           <w:sz w:val="28"/>
           <w:szCs w:val="28"/>
         </w:rPr>
+        <w:lastRenderedPageBreak/>
         <w:t>4. Требования к программе</w:t>
       </w:r>
     </w:p>
@@ -1047,7 +1096,6 @@
           <w:sz w:val="28"/>
           <w:szCs w:val="28"/>
         </w:rPr>
-        <w:lastRenderedPageBreak/>
         <w:t xml:space="preserve">добавление клиентов; </w:t>
       </w:r>
     </w:p>
@@ -1422,6 +1470,7 @@
           <w:sz w:val="28"/>
           <w:szCs w:val="28"/>
         </w:rPr>
+        <w:lastRenderedPageBreak/>
         <w:t xml:space="preserve">руководство пользователя; </w:t>
       </w:r>
     </w:p>
@@ -1524,7 +1573,6 @@
           <w:sz w:val="28"/>
           <w:szCs w:val="28"/>
         </w:rPr>
-        <w:lastRenderedPageBreak/>
         <w:t>6. Технико-экономические показатели</w:t>
       </w:r>
     </w:p>
@@ -1755,29 +1803,7 @@
           <w:sz w:val="28"/>
           <w:szCs w:val="28"/>
         </w:rPr>
-        <w:t>8</w:t>
-      </w:r>
-      <w:r>
-        <w:rPr>
-          <w:rFonts w:ascii="Times New Roman" w:hAnsi="Times New Roman" w:cs="Times New Roman"/>
-          <w:b/>
-          <w:bCs/>
-          <w:color w:val="0D0D0D" w:themeColor="text1" w:themeTint="F2"/>
-          <w:sz w:val="28"/>
-          <w:szCs w:val="28"/>
-        </w:rPr>
-        <w:t>.</w:t>
-      </w:r>
-      <w:r>
-        <w:rPr>
-          <w:rFonts w:ascii="Times New Roman" w:hAnsi="Times New Roman" w:cs="Times New Roman"/>
-          <w:b/>
-          <w:bCs/>
-          <w:color w:val="0D0D0D" w:themeColor="text1" w:themeTint="F2"/>
-          <w:sz w:val="28"/>
-          <w:szCs w:val="28"/>
-        </w:rPr>
-        <w:t xml:space="preserve"> Порядок контроля и приемки</w:t>
+        <w:t>8. Порядок контроля и приемки</w:t>
       </w:r>
     </w:p>
     <w:p>
@@ -1950,21 +1976,16 @@
           <w:sz w:val="28"/>
           <w:szCs w:val="28"/>
         </w:rPr>
+        <w:lastRenderedPageBreak/>
         <w:t>Программа считается принятой при успешном выполнении всех функций.</w:t>
       </w:r>
     </w:p>
-    <w:bookmarkEnd w:id="0"/>
-    <w:p>
-      <w:pPr>
-        <w:spacing w:line="360" w:lineRule="auto"/>
-        <w:jc w:val="center"/>
+    <w:p>
+      <w:pPr>
         <w:rPr>
           <w:rStyle w:val="Emphasis"/>
-          <w:rFonts w:ascii="Times New Roman" w:hAnsi="Times New Roman" w:cs="Times New Roman"/>
           <w:i w:val="0"/>
           <w:iCs w:val="0"/>
-          <w:sz w:val="28"/>
-          <w:szCs w:val="28"/>
         </w:rPr>
       </w:pPr>
     </w:p>
@@ -3364,6 +3385,7 @@
   <w:style w:type="paragraph" w:default="1" w:styleId="Normal">
     <w:name w:val="Normal"/>
     <w:qFormat/>
+    <w:rsid w:val="00D33D68"/>
   </w:style>
   <w:style w:type="paragraph" w:styleId="Heading1">
     <w:name w:val="heading 1"/>
@@ -3567,6 +3589,7 @@
   <w:style w:type="character" w:default="1" w:styleId="DefaultParagraphFont">
     <w:name w:val="Default Paragraph Font"/>
     <w:uiPriority w:val="1"/>
+    <w:semiHidden/>
     <w:unhideWhenUsed/>
   </w:style>
   <w:style w:type="table" w:default="1" w:styleId="TableNormal">
